--- a/data/cvs/cv_17_Sanctuary_Computer_Senior_Frontend_Developer.docx
+++ b/data/cvs/cv_17_Sanctuary_Computer_Senior_Frontend_Developer.docx
@@ -86,7 +86,7 @@
         <w:rPr>
           <w:sz w:val="20"/>
         </w:rPr>
-        <w:t>Senior Frontend Developer with a strong background in full-stack development and AI engineering. I excel in building modern, responsive web applications, with a focus on accessibility and design. Experienced in integrating APIs and third-party services, I've worked across diverse sectors, from banking to retail, and have a proven track record of delivering high-quality, scalable solutions. Currently, I lead frontend development at Copy Cat Group, driving projects like the SAP API integration and AI-powered tender scraping pipeline.</w:t>
+        <w:t>Senior Frontend Developer with a passion for crafting visually stunning, accessible, and performant web experiences. I excel in translating design concepts into pixel-perfect websites using modern frontend frameworks like React and Next.js. My expertise lies in creating elegant interfaces, ensuring responsive design, and integrating APIs and third-party services seamlessly. I have a proven track record of delivering high-quality, scalable solutions, with a focus on application performance optimization and code maintainability.</w:t>
       </w:r>
     </w:p>
     <w:p>
@@ -119,7 +119,7 @@
         <w:rPr>
           <w:sz w:val="20"/>
         </w:rPr>
-        <w:t>Python, JavaScript, SQL, HTML, CSS</w:t>
+        <w:t>JavaScript, TypeScript, Python, HTML/CSS</w:t>
       </w:r>
     </w:p>
     <w:p>
@@ -137,7 +137,7 @@
         <w:rPr>
           <w:sz w:val="20"/>
         </w:rPr>
-        <w:t>React, Node.js, Django, Flask</w:t>
+        <w:t>React, Next.js, Vue.js, Angular, Node.js</w:t>
       </w:r>
     </w:p>
     <w:p>
@@ -155,7 +155,7 @@
         <w:rPr>
           <w:sz w:val="20"/>
         </w:rPr>
-        <w:t>PostgreSQL, MySQL, MongoDB</w:t>
+        <w:t>PostgreSQL, MySQL</w:t>
       </w:r>
     </w:p>
     <w:p>
@@ -173,25 +173,7 @@
         <w:rPr>
           <w:sz w:val="20"/>
         </w:rPr>
-        <w:t>Pandas, Data Visualisation, Statistical Analysis</w:t>
-      </w:r>
-    </w:p>
-    <w:p>
-      <w:pPr>
-        <w:spacing w:before="0" w:after="40"/>
-      </w:pPr>
-      <w:r>
-        <w:rPr>
-          <w:b/>
-          <w:sz w:val="20"/>
-        </w:rPr>
-        <w:t xml:space="preserve">AI &amp; Machine Learning: </w:t>
-      </w:r>
-      <w:r>
-        <w:rPr>
-          <w:sz w:val="20"/>
-        </w:rPr>
-        <w:t>Prompt Engineering, LLM Evaluation, Dataset Structuring</w:t>
+        <w:t>Data Visualisation, Statistical Analysis</w:t>
       </w:r>
     </w:p>
     <w:p>
@@ -209,7 +191,7 @@
         <w:rPr>
           <w:sz w:val="20"/>
         </w:rPr>
-        <w:t>Web Scraping, REST APIs, Git, CI/CD</w:t>
+        <w:t>Web Scraping, REST APIs</w:t>
       </w:r>
     </w:p>
     <w:p>
@@ -227,7 +209,7 @@
         <w:rPr>
           <w:sz w:val="20"/>
         </w:rPr>
-        <w:t>Google Cloud Platform, Oracle Cloud</w:t>
+        <w:t>Git, CI/CD, Agile Methodology</w:t>
       </w:r>
     </w:p>
     <w:p>
@@ -245,7 +227,7 @@
         <w:rPr>
           <w:sz w:val="20"/>
         </w:rPr>
-        <w:t>Modern Frontend Frameworks, Responsive Design, Accessible Design, Pixel-Perfect Design, Web Development, Headless CMS, CMS Platforms, Application Performance Optimization, Bundle Size Optimization</w:t>
+        <w:t>elegant web experiences, accessible design, pixel-perfect design, headless CMS platforms, third-party services integration, bundle size optimization, load time optimization, runtime efficiency</w:t>
       </w:r>
     </w:p>
     <w:p>
@@ -263,7 +245,7 @@
         <w:rPr>
           <w:sz w:val="20"/>
         </w:rPr>
-        <w:t>Load Time Optimization, Runtime Efficiency, Component Libraries, Design Systems, Sprint Planning, Agile, Standups, Retrospectives, Code Reviews, Best Practices</w:t>
+        <w:t>scalable component libraries, design systems, code documentation, Sprint Planning, daily standups, retrospectives, code reviews, best practices</w:t>
       </w:r>
     </w:p>
     <w:p>
@@ -313,7 +295,7 @@
         <w:rPr>
           <w:sz w:val="20"/>
         </w:rPr>
-        <w:t>Leading frontend development for an automated SAP API integration, ensuring seamless data flow between systems.</w:t>
+        <w:t>Integrated SAP APIs with an internal Credit Control System, automating processes for OA and IT business units.</w:t>
       </w:r>
     </w:p>
     <w:p>
@@ -325,7 +307,7 @@
         <w:rPr>
           <w:sz w:val="20"/>
         </w:rPr>
-        <w:t>Designing and implementing an AI-driven tender scraping pipeline, automating the identification and processing of business opportunities.</w:t>
+        <w:t>Authored comprehensive System Design Documents (SDDs) and Business Requirements Documents (BRDs) to define project scope and technical specifications.</w:t>
       </w:r>
     </w:p>
     <w:p>
@@ -337,7 +319,7 @@
         <w:rPr>
           <w:sz w:val="20"/>
         </w:rPr>
-        <w:t>Authoring technical documentation, including BRDs and SDDs, to define project scope and technical requirements for enterprise-level applications.</w:t>
+        <w:t>Designed and prototyped an AI-powered tender scraping pipeline, automating tender opportunity discovery and processing.</w:t>
       </w:r>
     </w:p>
     <w:p>
@@ -372,7 +354,7 @@
         <w:rPr>
           <w:sz w:val="20"/>
         </w:rPr>
-        <w:t>Generated difference-based captions for multimodal datasets, enhancing model accuracy through rigorous validation.</w:t>
+        <w:t>Trained AI models through difference-based captioning for multimodal datasets, enhancing model accuracy.</w:t>
       </w:r>
     </w:p>
     <w:p>
@@ -407,7 +389,7 @@
         <w:rPr>
           <w:sz w:val="20"/>
         </w:rPr>
-        <w:t>Built and delivered full-stack solutions, optimising UI components and APIs for diverse U.S. clients.</w:t>
+        <w:t>Built full-stack solutions for diverse clients, including UI components, optimised APIs, and CMS-based websites.</w:t>
       </w:r>
     </w:p>
     <w:p>
@@ -442,7 +424,7 @@
         <w:rPr>
           <w:sz w:val="20"/>
         </w:rPr>
-        <w:t>Performed intent detection and utterance verification for health and agriculture AI systems, ensuring high-quality training data.</w:t>
+        <w:t>Evaluated and annotated datasets for health and agriculture AI systems, ensuring high-quality training data.</w:t>
       </w:r>
     </w:p>
     <w:p>
